--- a/public/word-template/surat_perintah_penahanan.docx
+++ b/public/word-template/surat_perintah_penahanan.docx
@@ -150,7 +150,7 @@
           <w:noProof/>
         </w:rPr>
         <w:drawing>
-          <wp:inline distT="0" distB="0" distL="0" distR="0" wp14:anchorId="7944377A" wp14:editId="3EC3FF1A">
+          <wp:inline distT="0" distB="0" distL="0" distR="0" wp14:anchorId="7944377A" wp14:editId="28BA7139">
             <wp:extent cx="738127" cy="690404"/>
             <wp:effectExtent l="0" t="0" r="5080" b="0"/>
             <wp:docPr id="6" name="Picture 6"/>
@@ -2717,13 +2717,27 @@
               <w:rPr>
                 <w:rFonts w:ascii="Arial Narrow" w:hAnsi="Arial Narrow"/>
               </w:rPr>
-              <w:t>(Perundang</w:t>
-            </w:r>
-            <w:r>
-              <w:rPr>
-                <w:rFonts w:ascii="Arial Narrow" w:hAnsi="Arial Narrow"/>
-              </w:rPr>
-              <w:t xml:space="preserve">-undangan yang </w:t>
+              <w:t>(</w:t>
+            </w:r>
+            <w:proofErr w:type="spellStart"/>
+            <w:r>
+              <w:rPr>
+                <w:rFonts w:ascii="Arial Narrow" w:hAnsi="Arial Narrow"/>
+              </w:rPr>
+              <w:t>Perundang</w:t>
+            </w:r>
+            <w:r>
+              <w:rPr>
+                <w:rFonts w:ascii="Arial Narrow" w:hAnsi="Arial Narrow"/>
+              </w:rPr>
+              <w:t>-undangan</w:t>
+            </w:r>
+            <w:proofErr w:type="spellEnd"/>
+            <w:r>
+              <w:rPr>
+                <w:rFonts w:ascii="Arial Narrow" w:hAnsi="Arial Narrow"/>
+              </w:rPr>
+              <w:t xml:space="preserve"> yang </w:t>
             </w:r>
             <w:proofErr w:type="spellStart"/>
             <w:r>
@@ -2915,7 +2929,13 @@
               <w:rPr>
                 <w:rFonts w:ascii="Arial Narrow" w:hAnsi="Arial Narrow"/>
               </w:rPr>
-              <w:t xml:space="preserve">Surat </w:t>
+              <w:t>Surat</w:t>
+            </w:r>
+            <w:r>
+              <w:rPr>
+                <w:rFonts w:ascii="Arial Narrow" w:hAnsi="Arial Narrow"/>
+              </w:rPr>
+              <w:t xml:space="preserve"> </w:t>
             </w:r>
             <w:proofErr w:type="spellStart"/>
             <w:r>
@@ -2957,7 +2977,19 @@
               <w:rPr>
                 <w:rFonts w:ascii="Arial Narrow" w:hAnsi="Arial Narrow"/>
               </w:rPr>
-              <w:t>: ${</w:t>
+              <w:t>:</w:t>
+            </w:r>
+            <w:r>
+              <w:rPr>
+                <w:rFonts w:ascii="Arial Narrow" w:hAnsi="Arial Narrow"/>
+              </w:rPr>
+              <w:t xml:space="preserve"> </w:t>
+            </w:r>
+            <w:r>
+              <w:rPr>
+                <w:rFonts w:ascii="Arial Narrow" w:hAnsi="Arial Narrow"/>
+              </w:rPr>
+              <w:t>${</w:t>
             </w:r>
             <w:proofErr w:type="spellStart"/>
             <w:r>
@@ -2989,7 +3021,13 @@
               <w:rPr>
                 <w:rFonts w:ascii="Arial Narrow" w:hAnsi="Arial Narrow"/>
               </w:rPr>
-              <w:t xml:space="preserve">} </w:t>
+              <w:t>}</w:t>
+            </w:r>
+            <w:r>
+              <w:rPr>
+                <w:rFonts w:ascii="Arial Narrow" w:hAnsi="Arial Narrow"/>
+              </w:rPr>
+              <w:t xml:space="preserve"> </w:t>
             </w:r>
             <w:proofErr w:type="spellStart"/>
             <w:r>
@@ -3087,86 +3125,196 @@
               <w:jc w:val="both"/>
               <w:rPr>
                 <w:rFonts w:ascii="Arial Narrow" w:hAnsi="Arial Narrow"/>
-                <w:lang w:val="fi-FI"/>
-              </w:rPr>
-            </w:pPr>
-            <w:r>
-              <w:rPr>
-                <w:rFonts w:ascii="Arial Narrow" w:hAnsi="Arial Narrow"/>
-                <w:lang w:val="fi-FI"/>
-              </w:rPr>
-              <w:t>Surat Ketetapan Penetapan Tersangka N</w:t>
-            </w:r>
-            <w:r>
-              <w:rPr>
-                <w:rFonts w:ascii="Arial Narrow" w:hAnsi="Arial Narrow"/>
-                <w:lang w:val="fi-FI"/>
-              </w:rPr>
-              <w:t xml:space="preserve">omor: </w:t>
-            </w:r>
-            <w:r>
-              <w:rPr>
-                <w:rFonts w:ascii="Arial Narrow" w:hAnsi="Arial Narrow"/>
-                <w:lang w:val="fi-FI"/>
-              </w:rPr>
-              <w:t>${suratKetetapanPenetapanTersangkaDocumentNumber}</w:t>
-            </w:r>
-            <w:r>
-              <w:rPr>
-                <w:rFonts w:ascii="Arial Narrow" w:hAnsi="Arial Narrow"/>
-                <w:lang w:val="fi-FI"/>
-              </w:rPr>
-              <w:t xml:space="preserve"> tanggal </w:t>
-            </w:r>
-            <w:r>
-              <w:rPr>
-                <w:rFonts w:ascii="Arial Narrow" w:hAnsi="Arial Narrow"/>
-                <w:lang w:val="fi-FI"/>
-              </w:rPr>
-              <w:t>${suratKetetapanPenetapanTersangkaDocument</w:t>
-            </w:r>
-            <w:r>
-              <w:rPr>
-                <w:rFonts w:ascii="Arial Narrow" w:hAnsi="Arial Narrow"/>
-                <w:lang w:val="fi-FI"/>
-              </w:rPr>
-              <w:t>Date</w:t>
-            </w:r>
-            <w:r>
-              <w:rPr>
-                <w:rFonts w:ascii="Arial Narrow" w:hAnsi="Arial Narrow"/>
-                <w:lang w:val="fi-FI"/>
+              </w:rPr>
+            </w:pPr>
+            <w:r>
+              <w:rPr>
+                <w:rFonts w:ascii="Arial Narrow" w:hAnsi="Arial Narrow"/>
+              </w:rPr>
+              <w:t>Surat</w:t>
+            </w:r>
+            <w:r>
+              <w:rPr>
+                <w:rFonts w:ascii="Arial Narrow" w:hAnsi="Arial Narrow"/>
+              </w:rPr>
+              <w:t xml:space="preserve"> </w:t>
+            </w:r>
+            <w:proofErr w:type="spellStart"/>
+            <w:r>
+              <w:rPr>
+                <w:rFonts w:ascii="Arial Narrow" w:hAnsi="Arial Narrow"/>
+              </w:rPr>
+              <w:t>Ketetapan</w:t>
+            </w:r>
+            <w:proofErr w:type="spellEnd"/>
+            <w:r>
+              <w:rPr>
+                <w:rFonts w:ascii="Arial Narrow" w:hAnsi="Arial Narrow"/>
+              </w:rPr>
+              <w:t xml:space="preserve"> </w:t>
+            </w:r>
+            <w:proofErr w:type="spellStart"/>
+            <w:r>
+              <w:rPr>
+                <w:rFonts w:ascii="Arial Narrow" w:hAnsi="Arial Narrow"/>
+              </w:rPr>
+              <w:t>Penetapan</w:t>
+            </w:r>
+            <w:proofErr w:type="spellEnd"/>
+            <w:r>
+              <w:rPr>
+                <w:rFonts w:ascii="Arial Narrow" w:hAnsi="Arial Narrow"/>
+              </w:rPr>
+              <w:t xml:space="preserve"> </w:t>
+            </w:r>
+            <w:proofErr w:type="spellStart"/>
+            <w:r>
+              <w:rPr>
+                <w:rFonts w:ascii="Arial Narrow" w:hAnsi="Arial Narrow"/>
+              </w:rPr>
+              <w:t>Tersangka</w:t>
+            </w:r>
+            <w:proofErr w:type="spellEnd"/>
+            <w:r>
+              <w:rPr>
+                <w:rFonts w:ascii="Arial Narrow" w:hAnsi="Arial Narrow"/>
+              </w:rPr>
+              <w:t xml:space="preserve"> </w:t>
+            </w:r>
+            <w:proofErr w:type="spellStart"/>
+            <w:r>
+              <w:rPr>
+                <w:rFonts w:ascii="Arial Narrow" w:hAnsi="Arial Narrow"/>
+              </w:rPr>
+              <w:t>Nomor</w:t>
+            </w:r>
+            <w:proofErr w:type="spellEnd"/>
+            <w:r>
+              <w:rPr>
+                <w:rFonts w:ascii="Arial Narrow" w:hAnsi="Arial Narrow"/>
+              </w:rPr>
+              <w:t>:</w:t>
+            </w:r>
+            <w:r>
+              <w:rPr>
+                <w:rFonts w:ascii="Arial Narrow" w:hAnsi="Arial Narrow"/>
+              </w:rPr>
+              <w:t xml:space="preserve"> </w:t>
+            </w:r>
+            <w:r>
+              <w:rPr>
+                <w:rFonts w:ascii="Arial Narrow" w:hAnsi="Arial Narrow"/>
+              </w:rPr>
+              <w:t>${</w:t>
+            </w:r>
+            <w:proofErr w:type="spellStart"/>
+            <w:r>
+              <w:rPr>
+                <w:rFonts w:ascii="Arial Narrow" w:hAnsi="Arial Narrow"/>
+              </w:rPr>
+              <w:t>suratKetetapanPenetapanTersangkaDocumentNumber</w:t>
+            </w:r>
+            <w:proofErr w:type="spellEnd"/>
+            <w:r>
+              <w:rPr>
+                <w:rFonts w:ascii="Arial Narrow" w:hAnsi="Arial Narrow"/>
               </w:rPr>
               <w:t>}</w:t>
             </w:r>
             <w:r>
               <w:rPr>
                 <w:rFonts w:ascii="Arial Narrow" w:hAnsi="Arial Narrow"/>
-                <w:lang w:val="fi-FI"/>
-              </w:rPr>
-              <w:t xml:space="preserve"> </w:t>
-            </w:r>
-            <w:r>
-              <w:rPr>
-                <w:rFonts w:ascii="Arial Narrow" w:hAnsi="Arial Narrow"/>
-                <w:lang w:val="fi-FI"/>
-              </w:rPr>
-              <w:t xml:space="preserve">atas nama </w:t>
-            </w:r>
-            <w:r>
-              <w:rPr>
-                <w:rFonts w:ascii="Arial Narrow" w:hAnsi="Arial Narrow"/>
-                <w:lang w:val="fi-FI"/>
-              </w:rPr>
-              <w:t>${suspectName}</w:t>
-            </w:r>
-            <w:r>
-              <w:rPr>
-                <w:rFonts w:ascii="Arial Narrow" w:hAnsi="Arial Narrow"/>
-                <w:lang w:val="fi-FI"/>
+              </w:rPr>
+              <w:t xml:space="preserve"> </w:t>
+            </w:r>
+            <w:proofErr w:type="spellStart"/>
+            <w:r>
+              <w:rPr>
+                <w:rFonts w:ascii="Arial Narrow" w:hAnsi="Arial Narrow"/>
+              </w:rPr>
+              <w:t>tanggal</w:t>
+            </w:r>
+            <w:proofErr w:type="spellEnd"/>
+            <w:r>
+              <w:rPr>
+                <w:rFonts w:ascii="Arial Narrow" w:hAnsi="Arial Narrow"/>
+              </w:rPr>
+              <w:t xml:space="preserve"> </w:t>
+            </w:r>
+            <w:r>
+              <w:rPr>
+                <w:rFonts w:ascii="Arial Narrow" w:hAnsi="Arial Narrow"/>
+              </w:rPr>
+              <w:t>${</w:t>
+            </w:r>
+            <w:proofErr w:type="spellStart"/>
+            <w:r>
+              <w:rPr>
+                <w:rFonts w:ascii="Arial Narrow" w:hAnsi="Arial Narrow"/>
+              </w:rPr>
+              <w:t>suratKetetapanPenetapanTersangkaDocumentDate</w:t>
+            </w:r>
+            <w:proofErr w:type="spellEnd"/>
+            <w:r>
+              <w:rPr>
+                <w:rFonts w:ascii="Arial Narrow" w:hAnsi="Arial Narrow"/>
+              </w:rPr>
+              <w:t>}</w:t>
+            </w:r>
+            <w:r>
+              <w:rPr>
+                <w:rFonts w:ascii="Arial Narrow" w:hAnsi="Arial Narrow"/>
+              </w:rPr>
+              <w:t xml:space="preserve"> </w:t>
+            </w:r>
+            <w:proofErr w:type="spellStart"/>
+            <w:r>
+              <w:rPr>
+                <w:rFonts w:ascii="Arial Narrow" w:hAnsi="Arial Narrow"/>
+              </w:rPr>
+              <w:t>atas</w:t>
+            </w:r>
+            <w:proofErr w:type="spellEnd"/>
+            <w:r>
+              <w:rPr>
+                <w:rFonts w:ascii="Arial Narrow" w:hAnsi="Arial Narrow"/>
+              </w:rPr>
+              <w:t xml:space="preserve"> </w:t>
+            </w:r>
+            <w:r>
+              <w:rPr>
+                <w:rFonts w:ascii="Arial Narrow" w:hAnsi="Arial Narrow"/>
+              </w:rPr>
+              <w:t xml:space="preserve">nama </w:t>
+            </w:r>
+            <w:r>
+              <w:rPr>
+                <w:rFonts w:ascii="Arial Narrow" w:hAnsi="Arial Narrow"/>
+              </w:rPr>
+              <w:t>${</w:t>
+            </w:r>
+            <w:proofErr w:type="spellStart"/>
+            <w:r>
+              <w:rPr>
+                <w:rFonts w:ascii="Arial Narrow" w:hAnsi="Arial Narrow"/>
+              </w:rPr>
+              <w:t>suspectName</w:t>
+            </w:r>
+            <w:proofErr w:type="spellEnd"/>
+            <w:proofErr w:type="gramStart"/>
+            <w:r>
+              <w:rPr>
+                <w:rFonts w:ascii="Arial Narrow" w:hAnsi="Arial Narrow"/>
+              </w:rPr>
+              <w:t>}</w:t>
+            </w:r>
+            <w:r>
+              <w:rPr>
+                <w:rFonts w:ascii="Arial Narrow" w:hAnsi="Arial Narrow"/>
               </w:rPr>
               <w:t xml:space="preserve"> .</w:t>
             </w:r>
+            <w:proofErr w:type="gramEnd"/>
           </w:p>
         </w:tc>
       </w:tr>
@@ -3182,7 +3330,6 @@
                 <w:rFonts w:ascii="Arial Narrow" w:hAnsi="Arial Narrow"/>
                 <w:sz w:val="12"/>
                 <w:szCs w:val="12"/>
-                <w:lang w:val="fi-FI"/>
               </w:rPr>
             </w:pPr>
           </w:p>
@@ -6618,7 +6765,21 @@
                 <w:rFonts w:ascii="Arial Narrow" w:hAnsi="Arial Narrow"/>
                 <w:lang w:val="fi-FI"/>
               </w:rPr>
-              <w:t>, Surat Perintah Penahanan ini diserahkan kepda terangka.kuasa hukum dan tembusannya kepada keluarganya.</w:t>
+              <w:t>, Surat Perintah Penahanan ini diserahkan kep</w:t>
+            </w:r>
+            <w:r>
+              <w:rPr>
+                <w:rFonts w:ascii="Arial Narrow" w:hAnsi="Arial Narrow"/>
+                <w:lang w:val="fi-FI"/>
+              </w:rPr>
+              <w:t>a</w:t>
+            </w:r>
+            <w:r>
+              <w:rPr>
+                <w:rFonts w:ascii="Arial Narrow" w:hAnsi="Arial Narrow"/>
+                <w:lang w:val="fi-FI"/>
+              </w:rPr>
+              <w:t>da terangka.kuasa hukum dan tembusannya kepada keluarganya.</w:t>
             </w:r>
           </w:p>
         </w:tc>
@@ -7298,7 +7459,7 @@
   <w:tbl>
     <w:tblPr>
       <w:tblStyle w:val="TableGrid"/>
-      <w:tblW w:w="10446" w:type="dxa"/>
+      <w:tblW w:w="10150" w:type="dxa"/>
       <w:jc w:val="center"/>
       <w:tblBorders>
         <w:top w:val="none" w:sz="0" w:space="0" w:color="auto"/>
@@ -7308,6 +7469,7 @@
         <w:insideH w:val="none" w:sz="0" w:space="0" w:color="auto"/>
         <w:insideV w:val="none" w:sz="0" w:space="0" w:color="auto"/>
       </w:tblBorders>
+      <w:tblLayout w:type="fixed"/>
       <w:tblCellMar>
         <w:left w:w="0" w:type="dxa"/>
         <w:right w:w="0" w:type="dxa"/>
@@ -7315,9 +7477,11 @@
       <w:tblLook w:val="04A0" w:firstRow="1" w:lastRow="0" w:firstColumn="1" w:lastColumn="0" w:noHBand="0" w:noVBand="1"/>
     </w:tblPr>
     <w:tblGrid>
-      <w:gridCol w:w="4637"/>
-      <w:gridCol w:w="1170"/>
-      <w:gridCol w:w="4639"/>
+      <w:gridCol w:w="4507"/>
+      <w:gridCol w:w="1135"/>
+      <w:gridCol w:w="1083"/>
+      <w:gridCol w:w="142"/>
+      <w:gridCol w:w="3283"/>
     </w:tblGrid>
     <w:tr>
       <w:trPr>
@@ -7325,7 +7489,8 @@
       </w:trPr>
       <w:tc>
         <w:tcPr>
-          <w:tcW w:w="4637" w:type="dxa"/>
+          <w:tcW w:w="4507" w:type="dxa"/>
+          <w:vAlign w:val="center"/>
         </w:tcPr>
         <w:p>
           <w:pPr>
@@ -7339,7 +7504,8 @@
       </w:tc>
       <w:tc>
         <w:tcPr>
-          <w:tcW w:w="1170" w:type="dxa"/>
+          <w:tcW w:w="1135" w:type="dxa"/>
+          <w:vAlign w:val="center"/>
         </w:tcPr>
         <w:p>
           <w:pPr>
@@ -7389,7 +7555,9 @@
       </w:tc>
       <w:tc>
         <w:tcPr>
-          <w:tcW w:w="4639" w:type="dxa"/>
+          <w:tcW w:w="4508" w:type="dxa"/>
+          <w:gridSpan w:val="3"/>
+          <w:vAlign w:val="center"/>
         </w:tcPr>
         <w:p>
           <w:pPr>
@@ -7422,7 +7590,8 @@
       </w:trPr>
       <w:tc>
         <w:tcPr>
-          <w:tcW w:w="4637" w:type="dxa"/>
+          <w:tcW w:w="4507" w:type="dxa"/>
+          <w:vAlign w:val="center"/>
         </w:tcPr>
         <w:p>
           <w:pPr>
@@ -7436,7 +7605,8 @@
       </w:tc>
       <w:tc>
         <w:tcPr>
-          <w:tcW w:w="1170" w:type="dxa"/>
+          <w:tcW w:w="1135" w:type="dxa"/>
+          <w:vAlign w:val="center"/>
         </w:tcPr>
         <w:p>
           <w:pPr>
@@ -7451,7 +7621,8 @@
       </w:tc>
       <w:tc>
         <w:tcPr>
-          <w:tcW w:w="4639" w:type="dxa"/>
+          <w:tcW w:w="1083" w:type="dxa"/>
+          <w:vAlign w:val="center"/>
         </w:tcPr>
         <w:p>
           <w:pPr>
@@ -7466,7 +7637,59 @@
               <w:rFonts w:ascii="Arial Narrow" w:hAnsi="Arial Narrow"/>
               <w:noProof/>
             </w:rPr>
-            <w:t>NOMOR : ${documentNumber}</w:t>
+            <w:t>NOMOR</w:t>
+          </w:r>
+          <w:r>
+            <w:rPr>
+              <w:rFonts w:ascii="Arial Narrow" w:hAnsi="Arial Narrow"/>
+              <w:noProof/>
+            </w:rPr>
+            <w:t xml:space="preserve"> </w:t>
+          </w:r>
+        </w:p>
+      </w:tc>
+      <w:tc>
+        <w:tcPr>
+          <w:tcW w:w="142" w:type="dxa"/>
+          <w:vAlign w:val="center"/>
+        </w:tcPr>
+        <w:p>
+          <w:pPr>
+            <w:pStyle w:val="Header"/>
+            <w:rPr>
+              <w:rFonts w:ascii="Arial Narrow" w:hAnsi="Arial Narrow"/>
+              <w:noProof/>
+            </w:rPr>
+          </w:pPr>
+          <w:r>
+            <w:rPr>
+              <w:rFonts w:ascii="Arial Narrow" w:hAnsi="Arial Narrow"/>
+              <w:noProof/>
+            </w:rPr>
+            <w:t>:</w:t>
+          </w:r>
+        </w:p>
+      </w:tc>
+      <w:tc>
+        <w:tcPr>
+          <w:tcW w:w="3283" w:type="dxa"/>
+          <w:vAlign w:val="center"/>
+        </w:tcPr>
+        <w:p>
+          <w:pPr>
+            <w:pStyle w:val="Header"/>
+            <w:ind w:right="1"/>
+            <w:rPr>
+              <w:rFonts w:ascii="Arial Narrow" w:hAnsi="Arial Narrow"/>
+              <w:noProof/>
+            </w:rPr>
+          </w:pPr>
+          <w:r>
+            <w:rPr>
+              <w:rFonts w:ascii="Arial Narrow" w:hAnsi="Arial Narrow"/>
+              <w:noProof/>
+            </w:rPr>
+            <w:t>${documentNumber}</w:t>
           </w:r>
         </w:p>
       </w:tc>
@@ -7477,7 +7700,8 @@
       </w:trPr>
       <w:tc>
         <w:tcPr>
-          <w:tcW w:w="4637" w:type="dxa"/>
+          <w:tcW w:w="4507" w:type="dxa"/>
+          <w:vAlign w:val="center"/>
         </w:tcPr>
         <w:p>
           <w:pPr>
@@ -7491,7 +7715,8 @@
       </w:tc>
       <w:tc>
         <w:tcPr>
-          <w:tcW w:w="1170" w:type="dxa"/>
+          <w:tcW w:w="1135" w:type="dxa"/>
+          <w:vAlign w:val="center"/>
         </w:tcPr>
         <w:p>
           <w:pPr>
@@ -7506,10 +7731,11 @@
       </w:tc>
       <w:tc>
         <w:tcPr>
-          <w:tcW w:w="4639" w:type="dxa"/>
+          <w:tcW w:w="1083" w:type="dxa"/>
           <w:tcBorders>
             <w:bottom w:val="single" w:sz="4" w:space="0" w:color="auto"/>
           </w:tcBorders>
+          <w:vAlign w:val="center"/>
         </w:tcPr>
         <w:p>
           <w:pPr>
@@ -7524,7 +7750,58 @@
               <w:rFonts w:ascii="Arial Narrow" w:hAnsi="Arial Narrow"/>
               <w:noProof/>
             </w:rPr>
-            <w:t>TANGGAL : ${documentDate}</w:t>
+            <w:t xml:space="preserve">TANGGAL </w:t>
+          </w:r>
+        </w:p>
+      </w:tc>
+      <w:tc>
+        <w:tcPr>
+          <w:tcW w:w="142" w:type="dxa"/>
+          <w:tcBorders>
+            <w:bottom w:val="single" w:sz="4" w:space="0" w:color="auto"/>
+          </w:tcBorders>
+          <w:vAlign w:val="center"/>
+        </w:tcPr>
+        <w:p>
+          <w:pPr>
+            <w:pStyle w:val="Header"/>
+            <w:rPr>
+              <w:rFonts w:ascii="Arial Narrow" w:hAnsi="Arial Narrow"/>
+              <w:noProof/>
+            </w:rPr>
+          </w:pPr>
+          <w:r>
+            <w:rPr>
+              <w:rFonts w:ascii="Arial Narrow" w:hAnsi="Arial Narrow"/>
+              <w:noProof/>
+            </w:rPr>
+            <w:t>:</w:t>
+          </w:r>
+        </w:p>
+      </w:tc>
+      <w:tc>
+        <w:tcPr>
+          <w:tcW w:w="3283" w:type="dxa"/>
+          <w:tcBorders>
+            <w:bottom w:val="single" w:sz="4" w:space="0" w:color="auto"/>
+          </w:tcBorders>
+          <w:vAlign w:val="center"/>
+        </w:tcPr>
+        <w:p>
+          <w:pPr>
+            <w:pStyle w:val="Header"/>
+            <w:ind w:right="1"/>
+            <w:rPr>
+              <w:rFonts w:ascii="Arial Narrow" w:hAnsi="Arial Narrow"/>
+              <w:noProof/>
+            </w:rPr>
+          </w:pPr>
+          <w:r>
+            <w:rPr>
+              <w:rFonts w:ascii="Arial Narrow" w:hAnsi="Arial Narrow"/>
+              <w:noProof/>
+            </w:rPr>
+            <w:t>${documentDate}</w:t>
           </w:r>
         </w:p>
       </w:tc>
